--- a/Files/03 - Vayikra/02 - Tzav/5783/Tzav 5783.docx
+++ b/Files/03 - Vayikra/02 - Tzav/5783/Tzav 5783.docx
@@ -829,7 +829,7 @@
         <w:rPr>
           <w:rFonts w:ascii="Times New Roman" w:hAnsi="Times New Roman" w:cs="Times New Roman"/>
         </w:rPr>
-        <w:t>used. Where do we find this? At</w:t>
+        <w:t xml:space="preserve">used. Where do we find this? At </w:t>
       </w:r>
       <w:r>
         <w:rPr>
@@ -1340,7 +1340,7 @@
         <w:rPr>
           <w:rFonts w:ascii="Times New Roman" w:hAnsi="Times New Roman" w:cs="Times New Roman"/>
         </w:rPr>
-        <w:t>The answer is that it refers not to the splitting of the sea, but to the drowning of the</w:t>
+        <w:t xml:space="preserve">The answer is that it refers not to the splitting of the sea, but to the drowning of the </w:t>
       </w:r>
       <w:r>
         <w:rPr>
@@ -2423,7 +2423,7 @@
         <w:rPr>
           <w:rFonts w:ascii="Times New Roman" w:hAnsi="Times New Roman" w:cs="Times New Roman"/>
         </w:rPr>
-        <w:t xml:space="preserve"> is found in the story of</w:t>
+        <w:t xml:space="preserve"> is found in the story of </w:t>
       </w:r>
       <w:r>
         <w:rPr>

--- a/Files/03 - Vayikra/02 - Tzav/5783/Tzav 5783.docx
+++ b/Files/03 - Vayikra/02 - Tzav/5783/Tzav 5783.docx
@@ -2471,7 +2471,7 @@
           <w:rFonts w:ascii="Times New Roman" w:hAnsi="Times New Roman" w:cs="Times New Roman"/>
           <w:rtl/>
         </w:rPr>
-        <w:t>"</w:t>
+        <w:t>״</w:t>
       </w:r>
       <w:r>
         <w:rPr>
